--- a/az/stories/three-statues.docx
+++ b/az/stories/three-statues.docx
@@ -4,214 +4,232 @@
   <w:body>
     <w:p>
       <w:pPr>
-        <w:pStyle w:val="Heading1"/>
+        <w:spacing w:before="0" w:after="60"/>
+        <w:jc w:val="left"/>
       </w:pPr>
       <w:r>
+        <w:rPr>
+          <w:rFonts w:ascii="Arial" w:hAnsi="Arial" w:eastAsia="Arial"/>
+          <w:i w:val="0"/>
+          <w:color w:val="000000"/>
+          <w:sz w:val="52"/>
+        </w:rPr>
         <w:t>Üç heykəl</w:t>
       </w:r>
     </w:p>
     <w:p>
       <w:pPr>
-        <w:ind w:firstLine="425"/>
-        <w:jc w:val="both"/>
+        <w:jc w:val="left"/>
       </w:pPr>
       <w:r>
         <w:rPr>
-          <w:rFonts w:ascii="Times New Roman" w:hAnsi="Times New Roman" w:cs="Times New Roman"/>
-          <w:b w:val="0"/>
+          <w:rFonts w:ascii="Arial" w:hAnsi="Arial" w:eastAsia="Arial"/>
           <w:i w:val="0"/>
-          <w:sz w:val="24"/>
+          <w:color w:val="000000"/>
+          <w:sz w:val="22"/>
         </w:rPr>
         <w:t>İki qonşu ölkənin hökmdarları arasında yaxşı dostluq münasibətləri var idi. Bir gün hökmdarlardan biri digərinə doğum günü münasibətilə hədiyyə göndərmək qərarına gəlir. Ölkəsinin ən yaxşı heykəltəraşını hüzuruna dəvət edib ona qızıldan bir qarış hündürlükdə, bir-birinə tam bənzəyən üç heykəl düzəltməyi tapşırır. Amma bu heykəllər arasında yalnız hökmdarla heykəltəraşın bildiyi bir fərq olacaqdı.</w:t>
       </w:r>
     </w:p>
     <w:p>
       <w:pPr>
-        <w:ind w:firstLine="425"/>
-        <w:jc w:val="both"/>
+        <w:jc w:val="left"/>
       </w:pPr>
       <w:r>
         <w:rPr>
-          <w:rFonts w:ascii="Times New Roman" w:hAnsi="Times New Roman" w:cs="Times New Roman"/>
-          <w:b w:val="0"/>
+          <w:rFonts w:ascii="Arial" w:hAnsi="Arial" w:eastAsia="Arial"/>
           <w:i w:val="0"/>
-          <w:sz w:val="24"/>
+          <w:color w:val="000000"/>
+          <w:sz w:val="22"/>
         </w:rPr>
         <w:t>Heykəllər hazır olur və doğum günündə qonşu hökmdara göndərilir. Hədiyyəni müşayiət edən məktubda deyilirdi: «Doğum gününüzü bu üç qızıl heykəllə təbrik edirəm. İlk baxışda heykəllər bir-birinin tam eynisi kimi görünə bilər. Amma içlərindən biri o biri ikisindən daha dəyərlidir. O heykəli tapanda mənə xəbər verin.»</w:t>
       </w:r>
     </w:p>
     <w:p>
       <w:pPr>
-        <w:ind w:firstLine="425"/>
-        <w:jc w:val="both"/>
+        <w:jc w:val="left"/>
       </w:pPr>
       <w:r>
         <w:rPr>
-          <w:rFonts w:ascii="Times New Roman" w:hAnsi="Times New Roman" w:cs="Times New Roman"/>
-          <w:b w:val="0"/>
+          <w:rFonts w:ascii="Arial" w:hAnsi="Arial" w:eastAsia="Arial"/>
           <w:i w:val="0"/>
-          <w:sz w:val="24"/>
+          <w:color w:val="000000"/>
+          <w:sz w:val="22"/>
         </w:rPr>
         <w:t>Hədiyyəni alan hökmdar əvvəlcə heykəlləri tərəzidə çəkdirir. Onların qramına qədər eyni çəkidə olduğu bəlli olur. Başqa araşdırmalar da aparılır, amma nəticə çıxmır.</w:t>
       </w:r>
     </w:p>
     <w:p>
       <w:pPr>
-        <w:ind w:firstLine="425"/>
-        <w:jc w:val="both"/>
+        <w:jc w:val="left"/>
       </w:pPr>
       <w:r>
         <w:rPr>
-          <w:rFonts w:ascii="Times New Roman" w:hAnsi="Times New Roman" w:cs="Times New Roman"/>
-          <w:b w:val="0"/>
+          <w:rFonts w:ascii="Arial" w:hAnsi="Arial" w:eastAsia="Arial"/>
           <w:i w:val="0"/>
-          <w:sz w:val="24"/>
+          <w:color w:val="000000"/>
+          <w:sz w:val="22"/>
         </w:rPr>
         <w:t>Hökmdar ölkəsində sənətdən anlayan bütün insanları sarayına çağırtdırır. Hər kəs heykəlləri diqqətlə tədqiq edir, amma aralarında fərq tapa bilmir. Günlər keçir, çarə tapılmır ki, tapılmır.</w:t>
       </w:r>
     </w:p>
     <w:p>
       <w:pPr>
-        <w:ind w:firstLine="425"/>
-        <w:jc w:val="both"/>
+        <w:jc w:val="left"/>
       </w:pPr>
       <w:r>
         <w:rPr>
-          <w:rFonts w:ascii="Times New Roman" w:hAnsi="Times New Roman" w:cs="Times New Roman"/>
-          <w:b w:val="0"/>
+          <w:rFonts w:ascii="Arial" w:hAnsi="Arial" w:eastAsia="Arial"/>
           <w:i w:val="0"/>
-          <w:sz w:val="24"/>
+          <w:color w:val="000000"/>
+          <w:sz w:val="22"/>
         </w:rPr>
         <w:t>Nəhayət, bir gün hökmdara xəbər verirlər ki, bu məsələni həll edə biləcək biri var. Onu dərhal tapıb saraya gətirirlər. Adam heykəlləri diqqətlə gözdən keçirir və nazik bir tel gətirilməsini istəyir. Teli birinci heykəlin qulağına salır — tel o biri qulağından çıxır. Sonra teli ikinci heykəlin qulağına salır — tel ağzından çıxır. Nəhayət, teli üçüncü heykəlin qulağına salır, amma tel içəridə ilişib qalır. Beləcə heykəllər arasındakı fərq üzə çıxır.</w:t>
       </w:r>
     </w:p>
     <w:p>
       <w:pPr>
-        <w:ind w:firstLine="425"/>
-        <w:jc w:val="both"/>
+        <w:jc w:val="left"/>
       </w:pPr>
       <w:r>
         <w:rPr>
-          <w:rFonts w:ascii="Times New Roman" w:hAnsi="Times New Roman" w:cs="Times New Roman"/>
-          <w:b w:val="0"/>
+          <w:rFonts w:ascii="Arial" w:hAnsi="Arial" w:eastAsia="Arial"/>
           <w:i w:val="0"/>
-          <w:sz w:val="24"/>
+          <w:color w:val="000000"/>
+          <w:sz w:val="22"/>
         </w:rPr>
         <w:t>Hökmdar heykəlləri göndərən qonşusuna belə cavab yazdırıb göndərir:</w:t>
       </w:r>
     </w:p>
     <w:p>
       <w:pPr>
-        <w:ind w:firstLine="425"/>
-        <w:jc w:val="both"/>
+        <w:jc w:val="left"/>
       </w:pPr>
       <w:r>
         <w:rPr>
-          <w:rFonts w:ascii="Times New Roman" w:hAnsi="Times New Roman" w:cs="Times New Roman"/>
-          <w:b w:val="0"/>
+          <w:rFonts w:ascii="Arial" w:hAnsi="Arial" w:eastAsia="Arial"/>
           <w:i w:val="0"/>
-          <w:sz w:val="24"/>
+          <w:color w:val="000000"/>
+          <w:sz w:val="22"/>
         </w:rPr>
         <w:t>«Bu üç heykəl üç fərqli insan tipinin rəmzidir. Eşitdiyini:</w:t>
       </w:r>
     </w:p>
     <w:p>
       <w:pPr>
-        <w:ind w:firstLine="425"/>
-        <w:jc w:val="both"/>
+        <w:jc w:val="left"/>
       </w:pPr>
       <w:r>
         <w:rPr>
-          <w:rFonts w:ascii="Times New Roman" w:hAnsi="Times New Roman" w:cs="Times New Roman"/>
-          <w:b w:val="0"/>
+          <w:rFonts w:ascii="Arial" w:hAnsi="Arial" w:eastAsia="Arial"/>
           <w:i w:val="0"/>
-          <w:sz w:val="24"/>
+          <w:color w:val="000000"/>
+          <w:sz w:val="22"/>
         </w:rPr>
         <w:t>— bir qulağından alıb o birindən verən;</w:t>
       </w:r>
     </w:p>
     <w:p>
       <w:pPr>
-        <w:ind w:firstLine="425"/>
-        <w:jc w:val="both"/>
+        <w:jc w:val="left"/>
       </w:pPr>
       <w:r>
         <w:rPr>
-          <w:rFonts w:ascii="Times New Roman" w:hAnsi="Times New Roman" w:cs="Times New Roman"/>
-          <w:b w:val="0"/>
+          <w:rFonts w:ascii="Arial" w:hAnsi="Arial" w:eastAsia="Arial"/>
           <w:i w:val="0"/>
-          <w:sz w:val="24"/>
+          <w:color w:val="000000"/>
+          <w:sz w:val="22"/>
         </w:rPr>
         <w:t>— dərhal ağzından qaçıran;</w:t>
       </w:r>
     </w:p>
     <w:p>
       <w:pPr>
-        <w:ind w:firstLine="425"/>
-        <w:jc w:val="both"/>
+        <w:jc w:val="left"/>
       </w:pPr>
       <w:r>
         <w:rPr>
-          <w:rFonts w:ascii="Times New Roman" w:hAnsi="Times New Roman" w:cs="Times New Roman"/>
-          <w:b w:val="0"/>
+          <w:rFonts w:ascii="Arial" w:hAnsi="Arial" w:eastAsia="Arial"/>
           <w:i w:val="0"/>
-          <w:sz w:val="24"/>
+          <w:color w:val="000000"/>
+          <w:sz w:val="22"/>
         </w:rPr>
         <w:t>— ürəyində saxlamağı bacaran.</w:t>
       </w:r>
     </w:p>
     <w:p>
       <w:pPr>
-        <w:ind w:firstLine="425"/>
-        <w:jc w:val="both"/>
+        <w:jc w:val="left"/>
       </w:pPr>
       <w:r>
         <w:rPr>
-          <w:rFonts w:ascii="Times New Roman" w:hAnsi="Times New Roman" w:cs="Times New Roman"/>
-          <w:b w:val="0"/>
+          <w:rFonts w:ascii="Arial" w:hAnsi="Arial" w:eastAsia="Arial"/>
           <w:i w:val="0"/>
-          <w:sz w:val="24"/>
+          <w:color w:val="000000"/>
+          <w:sz w:val="22"/>
         </w:rPr>
         <w:t>Ən dəyərli insan eşitdiyini ürəyində bir sirr kimi saxlaya bilən və yalnız yeri gələndə, zamanında söyləyən insandır. Bu dəyərli hədiyyəniz üçün çox təşəkkür edirəm.»</w:t>
       </w:r>
     </w:p>
     <w:p>
       <w:pPr>
-        <w:spacing w:after="40"/>
-      </w:pPr>
-    </w:p>
-    <w:p>
-      <w:pPr>
+        <w:pStyle w:val="Moral"/>
+        <w:keepNext/>
+        <w:keepLines/>
+        <w:widowControl/>
+        <w:spacing w:before="240" w:after="180" w:line="283" w:lineRule="auto"/>
+        <w:ind w:left="240" w:right="240"/>
+        <w:jc w:val="left"/>
         <w:pBdr>
-          <w:top w:val="single" w:sz="4" w:space="6" w:color="D9C7A3"/>
-          <w:left w:val="single" w:sz="24" w:space="12" w:color="B8860B"/>
-          <w:bottom w:val="single" w:sz="4" w:space="6" w:color="D9C7A3"/>
-          <w:right w:val="single" w:sz="4" w:space="10" w:color="D9C7A3"/>
+          <w:top w:val="single" w:sz="8" w:space="7" w:color="E8D59A"/>
+          <w:left w:val="single" w:sz="32" w:space="11" w:color="C6A23A"/>
+          <w:bottom w:val="single" w:sz="8" w:space="7" w:color="E8D59A"/>
+          <w:right w:val="single" w:sz="8" w:space="11" w:color="E8D59A"/>
         </w:pBdr>
-        <w:shd w:val="clear" w:color="auto" w:fill="FBF6EA"/>
-        <w:spacing w:before="0" w:after="60"/>
-        <w:ind w:left="227" w:right="113"/>
-        <w:jc w:val="both"/>
+        <w:shd w:val="clear" w:color="auto" w:fill="FFF8E1"/>
       </w:pPr>
       <w:r>
         <w:rPr>
-          <w:rFonts w:ascii="Times New Roman" w:hAnsi="Times New Roman" w:cs="Times New Roman"/>
+          <w:rFonts w:ascii="Arial" w:hAnsi="Arial" w:eastAsia="Arial" w:cs="Arial"/>
+          <w:b/>
+          <w:i w:val="0"/>
+          <w:color w:val="9A7417"/>
+          <w:sz w:val="22"/>
+        </w:rPr>
+        <w:t xml:space="preserve">İbrət: </w:t>
+      </w:r>
+      <w:r>
+        <w:rPr>
+          <w:rFonts w:ascii="Arial" w:hAnsi="Arial" w:eastAsia="Arial" w:cs="Arial"/>
           <w:b w:val="0"/>
-          <w:i/>
-          <w:color w:val="333333"/>
-          <w:sz w:val="24"/>
+          <w:i w:val="0"/>
+          <w:color w:val="3F3826"/>
+          <w:sz w:val="22"/>
         </w:rPr>
         <w:t>Ən dəyərli insan eşitdiyini ürəyində sirr kimi saxlaya bilən və sözü yalnız yerində deyəndir. Söz tutmaq da bir hikmətdir.</w:t>
       </w:r>
     </w:p>
     <w:p>
       <w:pPr>
-        <w:spacing w:after="120"/>
+        <w:keepLines/>
+        <w:widowControl/>
+        <w:spacing w:before="60" w:after="0" w:line="240" w:lineRule="auto"/>
+        <w:jc w:val="right"/>
       </w:pPr>
+      <w:r>
+        <w:rPr>
+          <w:rFonts w:ascii="Arial" w:hAnsi="Arial" w:eastAsia="Arial" w:cs="Arial"/>
+          <w:b w:val="0"/>
+          <w:i/>
+          <w:color w:val="8A7950"/>
+          <w:sz w:val="17"/>
+        </w:rPr>
+        <w:t>Hekayə açıq İnternet mənbələrindən əldə olunub.</w:t>
+      </w:r>
     </w:p>
     <w:sectPr>
       <w:pgSz w:w="12240" w:h="15840"/>
-      <w:pgMar w:top="1417" w:right="1417" w:bottom="1417" w:left="1417" w:header="720" w:footer="720" w:gutter="0"/>
+      <w:pgMar w:top="1440" w:right="1440" w:bottom="1440" w:left="1440" w:header="708" w:footer="708" w:gutter="0"/>
       <w:cols w:space="720"/>
       <w:docGrid w:linePitch="360"/>
     </w:sectPr>
@@ -583,12 +601,12 @@
     <w:qFormat/>
     <w:rsid w:val="00FC693F"/>
     <w:pPr>
-      <w:spacing w:line="276" w:lineRule="auto" w:after="120" w:before="0"/>
-      <w:jc w:val="both"/>
+      <w:spacing w:before="0" w:after="160" w:line="276" w:lineRule="auto"/>
     </w:pPr>
     <w:rPr>
-      <w:rFonts w:ascii="Times New Roman" w:hAnsi="Times New Roman" w:cs="Times New Roman"/>
-      <w:sz w:val="24"/>
+      <w:rFonts w:ascii="Arial" w:hAnsi="Arial" w:eastAsia="Arial"/>
+      <w:color w:val="000000"/>
+      <w:sz w:val="22"/>
     </w:rPr>
   </w:style>
   <w:style w:type="paragraph" w:styleId="Header">
@@ -646,17 +664,15 @@
     <w:pPr>
       <w:keepNext/>
       <w:keepLines/>
-      <w:spacing w:before="360" w:after="160"/>
-      <w:jc w:val="left"/>
+      <w:spacing w:before="480" w:after="0"/>
       <w:outlineLvl w:val="0"/>
     </w:pPr>
     <w:rPr>
-      <w:rFonts w:asciiTheme="majorHAnsi" w:eastAsiaTheme="majorEastAsia" w:hAnsiTheme="majorHAnsi" w:cstheme="majorBidi" w:ascii="Times New Roman" w:hAnsi="Times New Roman" w:cs="Times New Roman"/>
+      <w:rFonts w:asciiTheme="majorHAnsi" w:eastAsiaTheme="majorEastAsia" w:hAnsiTheme="majorHAnsi" w:cstheme="majorBidi"/>
       <w:b/>
       <w:bCs/>
-      <w:i w:val="0"/>
-      <w:color w:val="1F1F1F"/>
-      <w:sz w:val="30"/>
+      <w:color w:val="365F91" w:themeColor="accent1" w:themeShade="BF"/>
+      <w:sz w:val="28"/>
       <w:szCs w:val="28"/>
     </w:rPr>
   </w:style>
@@ -12274,6 +12290,18 @@
         <w:shd w:val="clear" w:color="auto" w:fill="FBCAA2" w:themeFill="accent6" w:themeFillTint="7F"/>
       </w:tcPr>
     </w:tblStylePr>
+  </w:style>
+  <w:style w:type="paragraph" w:customStyle="1" w:styleId="Moral">
+    <w:name w:val="Moral"/>
+    <w:basedOn w:val="Normal"/>
+    <w:pPr>
+      <w:spacing w:before="160" w:after="0" w:line="276" w:lineRule="auto"/>
+    </w:pPr>
+    <w:rPr>
+      <w:rFonts w:ascii="Arial" w:hAnsi="Arial" w:eastAsia="Arial"/>
+      <w:i/>
+      <w:sz w:val="22"/>
+    </w:rPr>
   </w:style>
 </w:styles>
 </file>
